--- a/Migração Locatelli/Migração e Instalação OneDrive e SharePoint.docx
+++ b/Migração Locatelli/Migração e Instalação OneDrive e SharePoint.docx
@@ -4,41 +4,17 @@
   <w:body>
     <w:p>
       <w:pPr>
-        <w:pStyle w:val="Ttulo3"/>
+        <w:pStyle w:val="PargrafodaLista"/>
         <w:numPr>
           <w:ilvl w:val="0"/>
           <w:numId w:val="1"/>
         </w:numPr>
-        <w:rPr>
-          <w:rFonts w:ascii="Calibri" w:hAnsi="Calibri" w:cs="Calibri"/>
-          <w:b/>
-          <w:bCs/>
-          <w:color w:val="4472C4" w:themeColor="accent1"/>
-          <w:sz w:val="28"/>
-          <w:szCs w:val="28"/>
-        </w:rPr>
       </w:pPr>
       <w:bookmarkStart w:id="0" w:name="_Toc223530468"/>
       <w:r>
-        <w:rPr>
-          <w:rFonts w:ascii="Calibri" w:hAnsi="Calibri" w:cs="Calibri"/>
-          <w:b/>
-          <w:bCs/>
-          <w:color w:val="4472C4" w:themeColor="accent1"/>
-          <w:sz w:val="28"/>
-          <w:szCs w:val="28"/>
-        </w:rPr>
         <w:t xml:space="preserve">Migração e instalação </w:t>
       </w:r>
       <w:r>
-        <w:rPr>
-          <w:rFonts w:ascii="Calibri" w:hAnsi="Calibri" w:cs="Calibri"/>
-          <w:b/>
-          <w:bCs/>
-          <w:color w:val="4472C4" w:themeColor="accent1"/>
-          <w:sz w:val="28"/>
-          <w:szCs w:val="28"/>
-        </w:rPr>
         <w:t>OneDrive / SharePoint</w:t>
       </w:r>
       <w:bookmarkEnd w:id="0"/>
